--- a/belgeler/29_TEKLIF_BOS_02_KUMES_B_BLOK.docx
+++ b/belgeler/29_TEKLIF_BOS_02_KUMES_B_BLOK.docx
@@ -6545,6 +6545,150 @@
                 <w:color w:val="000000"/>
                 <w:sz w:val="16"/>
               </w:rPr>
+              <w:t>Bina ihata iletkeni tesisatının montajı — temel topraklaması</w:t>
+            </w:r>
+          </w:p>
+        </w:tc>
+        <w:tc>
+          <w:tcPr>
+            <w:tcW w:type="dxa" w:w="794"/>
+            <w:tcBorders>
+              <w:top w:val="single" w:sz="4" w:space="0" w:color="808080"/>
+              <w:left w:val="single" w:sz="4" w:space="0" w:color="808080"/>
+              <w:bottom w:val="single" w:sz="4" w:space="0" w:color="808080"/>
+              <w:right w:val="single" w:sz="4" w:space="0" w:color="808080"/>
+            </w:tcBorders>
+          </w:tcPr>
+          <w:p>
+            <w:pPr>
+              <w:spacing w:before="20" w:after="20"/>
+              <w:jc w:val="left"/>
+            </w:pPr>
+            <w:r>
+              <w:rPr>
+                <w:rFonts w:ascii="Calibri" w:hAnsi="Calibri"/>
+                <w:b w:val="0"/>
+                <w:i w:val="0"/>
+                <w:color w:val="000000"/>
+                <w:sz w:val="16"/>
+              </w:rPr>
+              <w:t>m</w:t>
+            </w:r>
+          </w:p>
+        </w:tc>
+        <w:tc>
+          <w:tcPr>
+            <w:tcW w:type="dxa" w:w="1247"/>
+            <w:tcBorders>
+              <w:top w:val="single" w:sz="4" w:space="0" w:color="808080"/>
+              <w:left w:val="single" w:sz="4" w:space="0" w:color="808080"/>
+              <w:bottom w:val="single" w:sz="4" w:space="0" w:color="808080"/>
+              <w:right w:val="single" w:sz="4" w:space="0" w:color="808080"/>
+            </w:tcBorders>
+          </w:tcPr>
+          <w:p>
+            <w:pPr>
+              <w:spacing w:before="20" w:after="20"/>
+              <w:jc w:val="left"/>
+            </w:pPr>
+            <w:r>
+              <w:rPr>
+                <w:rFonts w:ascii="Calibri" w:hAnsi="Calibri"/>
+                <w:b w:val="0"/>
+                <w:i w:val="0"/>
+                <w:color w:val="000000"/>
+                <w:sz w:val="16"/>
+              </w:rPr>
+              <w:t>186,000</w:t>
+            </w:r>
+          </w:p>
+        </w:tc>
+        <w:tc>
+          <w:tcPr>
+            <w:tcW w:type="dxa" w:w="1474"/>
+            <w:tcBorders>
+              <w:top w:val="single" w:sz="4" w:space="0" w:color="808080"/>
+              <w:left w:val="single" w:sz="4" w:space="0" w:color="808080"/>
+              <w:bottom w:val="single" w:sz="4" w:space="0" w:color="808080"/>
+              <w:right w:val="single" w:sz="4" w:space="0" w:color="808080"/>
+            </w:tcBorders>
+          </w:tcPr>
+          <w:p>
+            <w:pPr>
+              <w:spacing w:before="20" w:after="20"/>
+              <w:jc w:val="left"/>
+            </w:pPr>
+          </w:p>
+        </w:tc>
+        <w:tc>
+          <w:tcPr>
+            <w:tcW w:type="dxa" w:w="1587"/>
+            <w:tcBorders>
+              <w:top w:val="single" w:sz="4" w:space="0" w:color="808080"/>
+              <w:left w:val="single" w:sz="4" w:space="0" w:color="808080"/>
+              <w:bottom w:val="single" w:sz="4" w:space="0" w:color="808080"/>
+              <w:right w:val="single" w:sz="4" w:space="0" w:color="808080"/>
+            </w:tcBorders>
+          </w:tcPr>
+          <w:p>
+            <w:pPr>
+              <w:spacing w:before="20" w:after="20"/>
+              <w:jc w:val="left"/>
+            </w:pPr>
+          </w:p>
+        </w:tc>
+      </w:tr>
+      <w:tr>
+        <w:tc>
+          <w:tcPr>
+            <w:tcW w:type="dxa" w:w="624"/>
+            <w:tcBorders>
+              <w:top w:val="single" w:sz="4" w:space="0" w:color="808080"/>
+              <w:left w:val="single" w:sz="4" w:space="0" w:color="808080"/>
+              <w:bottom w:val="single" w:sz="4" w:space="0" w:color="808080"/>
+              <w:right w:val="single" w:sz="4" w:space="0" w:color="808080"/>
+            </w:tcBorders>
+          </w:tcPr>
+          <w:p>
+            <w:pPr>
+              <w:spacing w:before="20" w:after="20"/>
+              <w:jc w:val="left"/>
+            </w:pPr>
+            <w:r>
+              <w:rPr>
+                <w:rFonts w:ascii="Calibri" w:hAnsi="Calibri"/>
+                <w:b w:val="0"/>
+                <w:i w:val="0"/>
+                <w:color w:val="000000"/>
+                <w:sz w:val="16"/>
+              </w:rPr>
+              <w:t>36</w:t>
+            </w:r>
+          </w:p>
+        </w:tc>
+        <w:tc>
+          <w:tcPr>
+            <w:tcW w:type="dxa" w:w="4706"/>
+            <w:tcBorders>
+              <w:top w:val="single" w:sz="4" w:space="0" w:color="808080"/>
+              <w:left w:val="single" w:sz="4" w:space="0" w:color="808080"/>
+              <w:bottom w:val="single" w:sz="4" w:space="0" w:color="808080"/>
+              <w:right w:val="single" w:sz="4" w:space="0" w:color="808080"/>
+            </w:tcBorders>
+          </w:tcPr>
+          <w:p>
+            <w:pPr>
+              <w:spacing w:before="20" w:after="20"/>
+              <w:jc w:val="left"/>
+            </w:pPr>
+            <w:r>
+              <w:rPr>
+                <w:rFonts w:ascii="Calibri" w:hAnsi="Calibri"/>
+                <w:b w:val="0"/>
+                <w:i w:val="0"/>
+                <w:color w:val="000000"/>
+                <w:sz w:val="16"/>
+              </w:rPr>
               <w:t>Aktif yakalama ucu, ortalama uyarım yolu DL = 30-40 m (%25 müteahhit kârı dahil)</w:t>
             </w:r>
           </w:p>
@@ -6662,7 +6806,151 @@
                 <w:color w:val="000000"/>
                 <w:sz w:val="16"/>
               </w:rPr>
-              <w:t>36</w:t>
+              <w:t>37</w:t>
+            </w:r>
+          </w:p>
+        </w:tc>
+        <w:tc>
+          <w:tcPr>
+            <w:tcW w:type="dxa" w:w="4706"/>
+            <w:tcBorders>
+              <w:top w:val="single" w:sz="4" w:space="0" w:color="808080"/>
+              <w:left w:val="single" w:sz="4" w:space="0" w:color="808080"/>
+              <w:bottom w:val="single" w:sz="4" w:space="0" w:color="808080"/>
+              <w:right w:val="single" w:sz="4" w:space="0" w:color="808080"/>
+            </w:tcBorders>
+          </w:tcPr>
+          <w:p>
+            <w:pPr>
+              <w:spacing w:before="20" w:after="20"/>
+              <w:jc w:val="left"/>
+            </w:pPr>
+            <w:r>
+              <w:rPr>
+                <w:rFonts w:ascii="Calibri" w:hAnsi="Calibri"/>
+                <w:b w:val="0"/>
+                <w:i w:val="0"/>
+                <w:color w:val="000000"/>
+                <w:sz w:val="16"/>
+              </w:rPr>
+              <w:t>Aktif yakalama ucunun montajı — direk, taşıyıcı ve bağlantı elemanlarıyla yerine konulması</w:t>
+            </w:r>
+          </w:p>
+        </w:tc>
+        <w:tc>
+          <w:tcPr>
+            <w:tcW w:type="dxa" w:w="794"/>
+            <w:tcBorders>
+              <w:top w:val="single" w:sz="4" w:space="0" w:color="808080"/>
+              <w:left w:val="single" w:sz="4" w:space="0" w:color="808080"/>
+              <w:bottom w:val="single" w:sz="4" w:space="0" w:color="808080"/>
+              <w:right w:val="single" w:sz="4" w:space="0" w:color="808080"/>
+            </w:tcBorders>
+          </w:tcPr>
+          <w:p>
+            <w:pPr>
+              <w:spacing w:before="20" w:after="20"/>
+              <w:jc w:val="left"/>
+            </w:pPr>
+            <w:r>
+              <w:rPr>
+                <w:rFonts w:ascii="Calibri" w:hAnsi="Calibri"/>
+                <w:b w:val="0"/>
+                <w:i w:val="0"/>
+                <w:color w:val="000000"/>
+                <w:sz w:val="16"/>
+              </w:rPr>
+              <w:t>ad</w:t>
+            </w:r>
+          </w:p>
+        </w:tc>
+        <w:tc>
+          <w:tcPr>
+            <w:tcW w:type="dxa" w:w="1247"/>
+            <w:tcBorders>
+              <w:top w:val="single" w:sz="4" w:space="0" w:color="808080"/>
+              <w:left w:val="single" w:sz="4" w:space="0" w:color="808080"/>
+              <w:bottom w:val="single" w:sz="4" w:space="0" w:color="808080"/>
+              <w:right w:val="single" w:sz="4" w:space="0" w:color="808080"/>
+            </w:tcBorders>
+          </w:tcPr>
+          <w:p>
+            <w:pPr>
+              <w:spacing w:before="20" w:after="20"/>
+              <w:jc w:val="left"/>
+            </w:pPr>
+            <w:r>
+              <w:rPr>
+                <w:rFonts w:ascii="Calibri" w:hAnsi="Calibri"/>
+                <w:b w:val="0"/>
+                <w:i w:val="0"/>
+                <w:color w:val="000000"/>
+                <w:sz w:val="16"/>
+              </w:rPr>
+              <w:t>1,000</w:t>
+            </w:r>
+          </w:p>
+        </w:tc>
+        <w:tc>
+          <w:tcPr>
+            <w:tcW w:type="dxa" w:w="1474"/>
+            <w:tcBorders>
+              <w:top w:val="single" w:sz="4" w:space="0" w:color="808080"/>
+              <w:left w:val="single" w:sz="4" w:space="0" w:color="808080"/>
+              <w:bottom w:val="single" w:sz="4" w:space="0" w:color="808080"/>
+              <w:right w:val="single" w:sz="4" w:space="0" w:color="808080"/>
+            </w:tcBorders>
+          </w:tcPr>
+          <w:p>
+            <w:pPr>
+              <w:spacing w:before="20" w:after="20"/>
+              <w:jc w:val="left"/>
+            </w:pPr>
+          </w:p>
+        </w:tc>
+        <w:tc>
+          <w:tcPr>
+            <w:tcW w:type="dxa" w:w="1587"/>
+            <w:tcBorders>
+              <w:top w:val="single" w:sz="4" w:space="0" w:color="808080"/>
+              <w:left w:val="single" w:sz="4" w:space="0" w:color="808080"/>
+              <w:bottom w:val="single" w:sz="4" w:space="0" w:color="808080"/>
+              <w:right w:val="single" w:sz="4" w:space="0" w:color="808080"/>
+            </w:tcBorders>
+          </w:tcPr>
+          <w:p>
+            <w:pPr>
+              <w:spacing w:before="20" w:after="20"/>
+              <w:jc w:val="left"/>
+            </w:pPr>
+          </w:p>
+        </w:tc>
+      </w:tr>
+      <w:tr>
+        <w:tc>
+          <w:tcPr>
+            <w:tcW w:type="dxa" w:w="624"/>
+            <w:tcBorders>
+              <w:top w:val="single" w:sz="4" w:space="0" w:color="808080"/>
+              <w:left w:val="single" w:sz="4" w:space="0" w:color="808080"/>
+              <w:bottom w:val="single" w:sz="4" w:space="0" w:color="808080"/>
+              <w:right w:val="single" w:sz="4" w:space="0" w:color="808080"/>
+            </w:tcBorders>
+          </w:tcPr>
+          <w:p>
+            <w:pPr>
+              <w:spacing w:before="20" w:after="20"/>
+              <w:jc w:val="left"/>
+            </w:pPr>
+            <w:r>
+              <w:rPr>
+                <w:rFonts w:ascii="Calibri" w:hAnsi="Calibri"/>
+                <w:b w:val="0"/>
+                <w:i w:val="0"/>
+                <w:color w:val="000000"/>
+                <w:sz w:val="16"/>
+              </w:rPr>
+              <w:t>38</w:t>
             </w:r>
           </w:p>
         </w:tc>
@@ -6806,7 +7094,151 @@
                 <w:color w:val="000000"/>
                 <w:sz w:val="16"/>
               </w:rPr>
-              <w:t>37</w:t>
+              <w:t>39</w:t>
+            </w:r>
+          </w:p>
+        </w:tc>
+        <w:tc>
+          <w:tcPr>
+            <w:tcW w:type="dxa" w:w="4706"/>
+            <w:tcBorders>
+              <w:top w:val="single" w:sz="4" w:space="0" w:color="808080"/>
+              <w:left w:val="single" w:sz="4" w:space="0" w:color="808080"/>
+              <w:bottom w:val="single" w:sz="4" w:space="0" w:color="808080"/>
+              <w:right w:val="single" w:sz="4" w:space="0" w:color="808080"/>
+            </w:tcBorders>
+          </w:tcPr>
+          <w:p>
+            <w:pPr>
+              <w:spacing w:before="20" w:after="20"/>
+              <w:jc w:val="left"/>
+            </w:pPr>
+            <w:r>
+              <w:rPr>
+                <w:rFonts w:ascii="Calibri" w:hAnsi="Calibri"/>
+                <w:b w:val="0"/>
+                <w:i w:val="0"/>
+                <w:color w:val="000000"/>
+                <w:sz w:val="16"/>
+              </w:rPr>
+              <w:t>Çatı ihata ve indirme iletkeni tesisatının montajı</w:t>
+            </w:r>
+          </w:p>
+        </w:tc>
+        <w:tc>
+          <w:tcPr>
+            <w:tcW w:type="dxa" w:w="794"/>
+            <w:tcBorders>
+              <w:top w:val="single" w:sz="4" w:space="0" w:color="808080"/>
+              <w:left w:val="single" w:sz="4" w:space="0" w:color="808080"/>
+              <w:bottom w:val="single" w:sz="4" w:space="0" w:color="808080"/>
+              <w:right w:val="single" w:sz="4" w:space="0" w:color="808080"/>
+            </w:tcBorders>
+          </w:tcPr>
+          <w:p>
+            <w:pPr>
+              <w:spacing w:before="20" w:after="20"/>
+              <w:jc w:val="left"/>
+            </w:pPr>
+            <w:r>
+              <w:rPr>
+                <w:rFonts w:ascii="Calibri" w:hAnsi="Calibri"/>
+                <w:b w:val="0"/>
+                <w:i w:val="0"/>
+                <w:color w:val="000000"/>
+                <w:sz w:val="16"/>
+              </w:rPr>
+              <w:t>m</w:t>
+            </w:r>
+          </w:p>
+        </w:tc>
+        <w:tc>
+          <w:tcPr>
+            <w:tcW w:type="dxa" w:w="1247"/>
+            <w:tcBorders>
+              <w:top w:val="single" w:sz="4" w:space="0" w:color="808080"/>
+              <w:left w:val="single" w:sz="4" w:space="0" w:color="808080"/>
+              <w:bottom w:val="single" w:sz="4" w:space="0" w:color="808080"/>
+              <w:right w:val="single" w:sz="4" w:space="0" w:color="808080"/>
+            </w:tcBorders>
+          </w:tcPr>
+          <w:p>
+            <w:pPr>
+              <w:spacing w:before="20" w:after="20"/>
+              <w:jc w:val="left"/>
+            </w:pPr>
+            <w:r>
+              <w:rPr>
+                <w:rFonts w:ascii="Calibri" w:hAnsi="Calibri"/>
+                <w:b w:val="0"/>
+                <w:i w:val="0"/>
+                <w:color w:val="000000"/>
+                <w:sz w:val="16"/>
+              </w:rPr>
+              <w:t>16,000</w:t>
+            </w:r>
+          </w:p>
+        </w:tc>
+        <w:tc>
+          <w:tcPr>
+            <w:tcW w:type="dxa" w:w="1474"/>
+            <w:tcBorders>
+              <w:top w:val="single" w:sz="4" w:space="0" w:color="808080"/>
+              <w:left w:val="single" w:sz="4" w:space="0" w:color="808080"/>
+              <w:bottom w:val="single" w:sz="4" w:space="0" w:color="808080"/>
+              <w:right w:val="single" w:sz="4" w:space="0" w:color="808080"/>
+            </w:tcBorders>
+          </w:tcPr>
+          <w:p>
+            <w:pPr>
+              <w:spacing w:before="20" w:after="20"/>
+              <w:jc w:val="left"/>
+            </w:pPr>
+          </w:p>
+        </w:tc>
+        <w:tc>
+          <w:tcPr>
+            <w:tcW w:type="dxa" w:w="1587"/>
+            <w:tcBorders>
+              <w:top w:val="single" w:sz="4" w:space="0" w:color="808080"/>
+              <w:left w:val="single" w:sz="4" w:space="0" w:color="808080"/>
+              <w:bottom w:val="single" w:sz="4" w:space="0" w:color="808080"/>
+              <w:right w:val="single" w:sz="4" w:space="0" w:color="808080"/>
+            </w:tcBorders>
+          </w:tcPr>
+          <w:p>
+            <w:pPr>
+              <w:spacing w:before="20" w:after="20"/>
+              <w:jc w:val="left"/>
+            </w:pPr>
+          </w:p>
+        </w:tc>
+      </w:tr>
+      <w:tr>
+        <w:tc>
+          <w:tcPr>
+            <w:tcW w:type="dxa" w:w="624"/>
+            <w:tcBorders>
+              <w:top w:val="single" w:sz="4" w:space="0" w:color="808080"/>
+              <w:left w:val="single" w:sz="4" w:space="0" w:color="808080"/>
+              <w:bottom w:val="single" w:sz="4" w:space="0" w:color="808080"/>
+              <w:right w:val="single" w:sz="4" w:space="0" w:color="808080"/>
+            </w:tcBorders>
+          </w:tcPr>
+          <w:p>
+            <w:pPr>
+              <w:spacing w:before="20" w:after="20"/>
+              <w:jc w:val="left"/>
+            </w:pPr>
+            <w:r>
+              <w:rPr>
+                <w:rFonts w:ascii="Calibri" w:hAnsi="Calibri"/>
+                <w:b w:val="0"/>
+                <w:i w:val="0"/>
+                <w:color w:val="000000"/>
+                <w:sz w:val="16"/>
+              </w:rPr>
+              <w:t>40</w:t>
             </w:r>
           </w:p>
         </w:tc>
@@ -6950,7 +7382,151 @@
                 <w:color w:val="000000"/>
                 <w:sz w:val="16"/>
               </w:rPr>
-              <w:t>38</w:t>
+              <w:t>41</w:t>
+            </w:r>
+          </w:p>
+        </w:tc>
+        <w:tc>
+          <w:tcPr>
+            <w:tcW w:type="dxa" w:w="4706"/>
+            <w:tcBorders>
+              <w:top w:val="single" w:sz="4" w:space="0" w:color="808080"/>
+              <w:left w:val="single" w:sz="4" w:space="0" w:color="808080"/>
+              <w:bottom w:val="single" w:sz="4" w:space="0" w:color="808080"/>
+              <w:right w:val="single" w:sz="4" w:space="0" w:color="808080"/>
+            </w:tcBorders>
+          </w:tcPr>
+          <w:p>
+            <w:pPr>
+              <w:spacing w:before="20" w:after="20"/>
+              <w:jc w:val="left"/>
+            </w:pPr>
+            <w:r>
+              <w:rPr>
+                <w:rFonts w:ascii="Calibri" w:hAnsi="Calibri"/>
+                <w:b w:val="0"/>
+                <w:i w:val="0"/>
+                <w:color w:val="000000"/>
+                <w:sz w:val="16"/>
+              </w:rPr>
+              <w:t>Dizel elektrojen grubunun montajı — yerine konulması, bağlantıları ve işler hâlde teslimi</w:t>
+            </w:r>
+          </w:p>
+        </w:tc>
+        <w:tc>
+          <w:tcPr>
+            <w:tcW w:type="dxa" w:w="794"/>
+            <w:tcBorders>
+              <w:top w:val="single" w:sz="4" w:space="0" w:color="808080"/>
+              <w:left w:val="single" w:sz="4" w:space="0" w:color="808080"/>
+              <w:bottom w:val="single" w:sz="4" w:space="0" w:color="808080"/>
+              <w:right w:val="single" w:sz="4" w:space="0" w:color="808080"/>
+            </w:tcBorders>
+          </w:tcPr>
+          <w:p>
+            <w:pPr>
+              <w:spacing w:before="20" w:after="20"/>
+              <w:jc w:val="left"/>
+            </w:pPr>
+            <w:r>
+              <w:rPr>
+                <w:rFonts w:ascii="Calibri" w:hAnsi="Calibri"/>
+                <w:b w:val="0"/>
+                <w:i w:val="0"/>
+                <w:color w:val="000000"/>
+                <w:sz w:val="16"/>
+              </w:rPr>
+              <w:t>ad</w:t>
+            </w:r>
+          </w:p>
+        </w:tc>
+        <w:tc>
+          <w:tcPr>
+            <w:tcW w:type="dxa" w:w="1247"/>
+            <w:tcBorders>
+              <w:top w:val="single" w:sz="4" w:space="0" w:color="808080"/>
+              <w:left w:val="single" w:sz="4" w:space="0" w:color="808080"/>
+              <w:bottom w:val="single" w:sz="4" w:space="0" w:color="808080"/>
+              <w:right w:val="single" w:sz="4" w:space="0" w:color="808080"/>
+            </w:tcBorders>
+          </w:tcPr>
+          <w:p>
+            <w:pPr>
+              <w:spacing w:before="20" w:after="20"/>
+              <w:jc w:val="left"/>
+            </w:pPr>
+            <w:r>
+              <w:rPr>
+                <w:rFonts w:ascii="Calibri" w:hAnsi="Calibri"/>
+                <w:b w:val="0"/>
+                <w:i w:val="0"/>
+                <w:color w:val="000000"/>
+                <w:sz w:val="16"/>
+              </w:rPr>
+              <w:t>1,000</w:t>
+            </w:r>
+          </w:p>
+        </w:tc>
+        <w:tc>
+          <w:tcPr>
+            <w:tcW w:type="dxa" w:w="1474"/>
+            <w:tcBorders>
+              <w:top w:val="single" w:sz="4" w:space="0" w:color="808080"/>
+              <w:left w:val="single" w:sz="4" w:space="0" w:color="808080"/>
+              <w:bottom w:val="single" w:sz="4" w:space="0" w:color="808080"/>
+              <w:right w:val="single" w:sz="4" w:space="0" w:color="808080"/>
+            </w:tcBorders>
+          </w:tcPr>
+          <w:p>
+            <w:pPr>
+              <w:spacing w:before="20" w:after="20"/>
+              <w:jc w:val="left"/>
+            </w:pPr>
+          </w:p>
+        </w:tc>
+        <w:tc>
+          <w:tcPr>
+            <w:tcW w:type="dxa" w:w="1587"/>
+            <w:tcBorders>
+              <w:top w:val="single" w:sz="4" w:space="0" w:color="808080"/>
+              <w:left w:val="single" w:sz="4" w:space="0" w:color="808080"/>
+              <w:bottom w:val="single" w:sz="4" w:space="0" w:color="808080"/>
+              <w:right w:val="single" w:sz="4" w:space="0" w:color="808080"/>
+            </w:tcBorders>
+          </w:tcPr>
+          <w:p>
+            <w:pPr>
+              <w:spacing w:before="20" w:after="20"/>
+              <w:jc w:val="left"/>
+            </w:pPr>
+          </w:p>
+        </w:tc>
+      </w:tr>
+      <w:tr>
+        <w:tc>
+          <w:tcPr>
+            <w:tcW w:type="dxa" w:w="624"/>
+            <w:tcBorders>
+              <w:top w:val="single" w:sz="4" w:space="0" w:color="808080"/>
+              <w:left w:val="single" w:sz="4" w:space="0" w:color="808080"/>
+              <w:bottom w:val="single" w:sz="4" w:space="0" w:color="808080"/>
+              <w:right w:val="single" w:sz="4" w:space="0" w:color="808080"/>
+            </w:tcBorders>
+          </w:tcPr>
+          <w:p>
+            <w:pPr>
+              <w:spacing w:before="20" w:after="20"/>
+              <w:jc w:val="left"/>
+            </w:pPr>
+            <w:r>
+              <w:rPr>
+                <w:rFonts w:ascii="Calibri" w:hAnsi="Calibri"/>
+                <w:b w:val="0"/>
+                <w:i w:val="0"/>
+                <w:color w:val="000000"/>
+                <w:sz w:val="16"/>
+              </w:rPr>
+              <w:t>42</w:t>
             </w:r>
           </w:p>
         </w:tc>
@@ -7094,7 +7670,151 @@
                 <w:color w:val="000000"/>
                 <w:sz w:val="16"/>
               </w:rPr>
-              <w:t>39</w:t>
+              <w:t>43</w:t>
+            </w:r>
+          </w:p>
+        </w:tc>
+        <w:tc>
+          <w:tcPr>
+            <w:tcW w:type="dxa" w:w="4706"/>
+            <w:tcBorders>
+              <w:top w:val="single" w:sz="4" w:space="0" w:color="808080"/>
+              <w:left w:val="single" w:sz="4" w:space="0" w:color="808080"/>
+              <w:bottom w:val="single" w:sz="4" w:space="0" w:color="808080"/>
+              <w:right w:val="single" w:sz="4" w:space="0" w:color="808080"/>
+            </w:tcBorders>
+          </w:tcPr>
+          <w:p>
+            <w:pPr>
+              <w:spacing w:before="20" w:after="20"/>
+              <w:jc w:val="left"/>
+            </w:pPr>
+            <w:r>
+              <w:rPr>
+                <w:rFonts w:ascii="Calibri" w:hAnsi="Calibri"/>
+                <w:b w:val="0"/>
+                <w:i w:val="0"/>
+                <w:color w:val="000000"/>
+                <w:sz w:val="16"/>
+              </w:rPr>
+              <w:t>Jeneratör ses izolasyon kabininin montajı</w:t>
+            </w:r>
+          </w:p>
+        </w:tc>
+        <w:tc>
+          <w:tcPr>
+            <w:tcW w:type="dxa" w:w="794"/>
+            <w:tcBorders>
+              <w:top w:val="single" w:sz="4" w:space="0" w:color="808080"/>
+              <w:left w:val="single" w:sz="4" w:space="0" w:color="808080"/>
+              <w:bottom w:val="single" w:sz="4" w:space="0" w:color="808080"/>
+              <w:right w:val="single" w:sz="4" w:space="0" w:color="808080"/>
+            </w:tcBorders>
+          </w:tcPr>
+          <w:p>
+            <w:pPr>
+              <w:spacing w:before="20" w:after="20"/>
+              <w:jc w:val="left"/>
+            </w:pPr>
+            <w:r>
+              <w:rPr>
+                <w:rFonts w:ascii="Calibri" w:hAnsi="Calibri"/>
+                <w:b w:val="0"/>
+                <w:i w:val="0"/>
+                <w:color w:val="000000"/>
+                <w:sz w:val="16"/>
+              </w:rPr>
+              <w:t>ad</w:t>
+            </w:r>
+          </w:p>
+        </w:tc>
+        <w:tc>
+          <w:tcPr>
+            <w:tcW w:type="dxa" w:w="1247"/>
+            <w:tcBorders>
+              <w:top w:val="single" w:sz="4" w:space="0" w:color="808080"/>
+              <w:left w:val="single" w:sz="4" w:space="0" w:color="808080"/>
+              <w:bottom w:val="single" w:sz="4" w:space="0" w:color="808080"/>
+              <w:right w:val="single" w:sz="4" w:space="0" w:color="808080"/>
+            </w:tcBorders>
+          </w:tcPr>
+          <w:p>
+            <w:pPr>
+              <w:spacing w:before="20" w:after="20"/>
+              <w:jc w:val="left"/>
+            </w:pPr>
+            <w:r>
+              <w:rPr>
+                <w:rFonts w:ascii="Calibri" w:hAnsi="Calibri"/>
+                <w:b w:val="0"/>
+                <w:i w:val="0"/>
+                <w:color w:val="000000"/>
+                <w:sz w:val="16"/>
+              </w:rPr>
+              <w:t>1,000</w:t>
+            </w:r>
+          </w:p>
+        </w:tc>
+        <w:tc>
+          <w:tcPr>
+            <w:tcW w:type="dxa" w:w="1474"/>
+            <w:tcBorders>
+              <w:top w:val="single" w:sz="4" w:space="0" w:color="808080"/>
+              <w:left w:val="single" w:sz="4" w:space="0" w:color="808080"/>
+              <w:bottom w:val="single" w:sz="4" w:space="0" w:color="808080"/>
+              <w:right w:val="single" w:sz="4" w:space="0" w:color="808080"/>
+            </w:tcBorders>
+          </w:tcPr>
+          <w:p>
+            <w:pPr>
+              <w:spacing w:before="20" w:after="20"/>
+              <w:jc w:val="left"/>
+            </w:pPr>
+          </w:p>
+        </w:tc>
+        <w:tc>
+          <w:tcPr>
+            <w:tcW w:type="dxa" w:w="1587"/>
+            <w:tcBorders>
+              <w:top w:val="single" w:sz="4" w:space="0" w:color="808080"/>
+              <w:left w:val="single" w:sz="4" w:space="0" w:color="808080"/>
+              <w:bottom w:val="single" w:sz="4" w:space="0" w:color="808080"/>
+              <w:right w:val="single" w:sz="4" w:space="0" w:color="808080"/>
+            </w:tcBorders>
+          </w:tcPr>
+          <w:p>
+            <w:pPr>
+              <w:spacing w:before="20" w:after="20"/>
+              <w:jc w:val="left"/>
+            </w:pPr>
+          </w:p>
+        </w:tc>
+      </w:tr>
+      <w:tr>
+        <w:tc>
+          <w:tcPr>
+            <w:tcW w:type="dxa" w:w="624"/>
+            <w:tcBorders>
+              <w:top w:val="single" w:sz="4" w:space="0" w:color="808080"/>
+              <w:left w:val="single" w:sz="4" w:space="0" w:color="808080"/>
+              <w:bottom w:val="single" w:sz="4" w:space="0" w:color="808080"/>
+              <w:right w:val="single" w:sz="4" w:space="0" w:color="808080"/>
+            </w:tcBorders>
+          </w:tcPr>
+          <w:p>
+            <w:pPr>
+              <w:spacing w:before="20" w:after="20"/>
+              <w:jc w:val="left"/>
+            </w:pPr>
+            <w:r>
+              <w:rPr>
+                <w:rFonts w:ascii="Calibri" w:hAnsi="Calibri"/>
+                <w:b w:val="0"/>
+                <w:i w:val="0"/>
+                <w:color w:val="000000"/>
+                <w:sz w:val="16"/>
+              </w:rPr>
+              <w:t>44</w:t>
             </w:r>
           </w:p>
         </w:tc>
@@ -7238,7 +7958,7 @@
                 <w:color w:val="000000"/>
                 <w:sz w:val="16"/>
               </w:rPr>
-              <w:t>40</w:t>
+              <w:t>45</w:t>
             </w:r>
           </w:p>
         </w:tc>
@@ -7382,7 +8102,7 @@
                 <w:color w:val="000000"/>
                 <w:sz w:val="16"/>
               </w:rPr>
-              <w:t>41</w:t>
+              <w:t>46</w:t>
             </w:r>
           </w:p>
         </w:tc>
@@ -7526,7 +8246,7 @@
                 <w:color w:val="000000"/>
                 <w:sz w:val="16"/>
               </w:rPr>
-              <w:t>42</w:t>
+              <w:t>47</w:t>
             </w:r>
           </w:p>
         </w:tc>
@@ -7670,7 +8390,7 @@
                 <w:color w:val="000000"/>
                 <w:sz w:val="16"/>
               </w:rPr>
-              <w:t>43</w:t>
+              <w:t>48</w:t>
             </w:r>
           </w:p>
         </w:tc>

--- a/belgeler/29_TEKLIF_BOS_02_KUMES_B_BLOK.docx
+++ b/belgeler/29_TEKLIF_BOS_02_KUMES_B_BLOK.docx
@@ -6545,150 +6545,6 @@
                 <w:color w:val="000000"/>
                 <w:sz w:val="16"/>
               </w:rPr>
-              <w:t>Bina ihata iletkeni tesisatının montajı — temel topraklaması</w:t>
-            </w:r>
-          </w:p>
-        </w:tc>
-        <w:tc>
-          <w:tcPr>
-            <w:tcW w:type="dxa" w:w="794"/>
-            <w:tcBorders>
-              <w:top w:val="single" w:sz="4" w:space="0" w:color="808080"/>
-              <w:left w:val="single" w:sz="4" w:space="0" w:color="808080"/>
-              <w:bottom w:val="single" w:sz="4" w:space="0" w:color="808080"/>
-              <w:right w:val="single" w:sz="4" w:space="0" w:color="808080"/>
-            </w:tcBorders>
-          </w:tcPr>
-          <w:p>
-            <w:pPr>
-              <w:spacing w:before="20" w:after="20"/>
-              <w:jc w:val="left"/>
-            </w:pPr>
-            <w:r>
-              <w:rPr>
-                <w:rFonts w:ascii="Calibri" w:hAnsi="Calibri"/>
-                <w:b w:val="0"/>
-                <w:i w:val="0"/>
-                <w:color w:val="000000"/>
-                <w:sz w:val="16"/>
-              </w:rPr>
-              <w:t>m</w:t>
-            </w:r>
-          </w:p>
-        </w:tc>
-        <w:tc>
-          <w:tcPr>
-            <w:tcW w:type="dxa" w:w="1247"/>
-            <w:tcBorders>
-              <w:top w:val="single" w:sz="4" w:space="0" w:color="808080"/>
-              <w:left w:val="single" w:sz="4" w:space="0" w:color="808080"/>
-              <w:bottom w:val="single" w:sz="4" w:space="0" w:color="808080"/>
-              <w:right w:val="single" w:sz="4" w:space="0" w:color="808080"/>
-            </w:tcBorders>
-          </w:tcPr>
-          <w:p>
-            <w:pPr>
-              <w:spacing w:before="20" w:after="20"/>
-              <w:jc w:val="left"/>
-            </w:pPr>
-            <w:r>
-              <w:rPr>
-                <w:rFonts w:ascii="Calibri" w:hAnsi="Calibri"/>
-                <w:b w:val="0"/>
-                <w:i w:val="0"/>
-                <w:color w:val="000000"/>
-                <w:sz w:val="16"/>
-              </w:rPr>
-              <w:t>186,000</w:t>
-            </w:r>
-          </w:p>
-        </w:tc>
-        <w:tc>
-          <w:tcPr>
-            <w:tcW w:type="dxa" w:w="1474"/>
-            <w:tcBorders>
-              <w:top w:val="single" w:sz="4" w:space="0" w:color="808080"/>
-              <w:left w:val="single" w:sz="4" w:space="0" w:color="808080"/>
-              <w:bottom w:val="single" w:sz="4" w:space="0" w:color="808080"/>
-              <w:right w:val="single" w:sz="4" w:space="0" w:color="808080"/>
-            </w:tcBorders>
-          </w:tcPr>
-          <w:p>
-            <w:pPr>
-              <w:spacing w:before="20" w:after="20"/>
-              <w:jc w:val="left"/>
-            </w:pPr>
-          </w:p>
-        </w:tc>
-        <w:tc>
-          <w:tcPr>
-            <w:tcW w:type="dxa" w:w="1587"/>
-            <w:tcBorders>
-              <w:top w:val="single" w:sz="4" w:space="0" w:color="808080"/>
-              <w:left w:val="single" w:sz="4" w:space="0" w:color="808080"/>
-              <w:bottom w:val="single" w:sz="4" w:space="0" w:color="808080"/>
-              <w:right w:val="single" w:sz="4" w:space="0" w:color="808080"/>
-            </w:tcBorders>
-          </w:tcPr>
-          <w:p>
-            <w:pPr>
-              <w:spacing w:before="20" w:after="20"/>
-              <w:jc w:val="left"/>
-            </w:pPr>
-          </w:p>
-        </w:tc>
-      </w:tr>
-      <w:tr>
-        <w:tc>
-          <w:tcPr>
-            <w:tcW w:type="dxa" w:w="624"/>
-            <w:tcBorders>
-              <w:top w:val="single" w:sz="4" w:space="0" w:color="808080"/>
-              <w:left w:val="single" w:sz="4" w:space="0" w:color="808080"/>
-              <w:bottom w:val="single" w:sz="4" w:space="0" w:color="808080"/>
-              <w:right w:val="single" w:sz="4" w:space="0" w:color="808080"/>
-            </w:tcBorders>
-          </w:tcPr>
-          <w:p>
-            <w:pPr>
-              <w:spacing w:before="20" w:after="20"/>
-              <w:jc w:val="left"/>
-            </w:pPr>
-            <w:r>
-              <w:rPr>
-                <w:rFonts w:ascii="Calibri" w:hAnsi="Calibri"/>
-                <w:b w:val="0"/>
-                <w:i w:val="0"/>
-                <w:color w:val="000000"/>
-                <w:sz w:val="16"/>
-              </w:rPr>
-              <w:t>36</w:t>
-            </w:r>
-          </w:p>
-        </w:tc>
-        <w:tc>
-          <w:tcPr>
-            <w:tcW w:type="dxa" w:w="4706"/>
-            <w:tcBorders>
-              <w:top w:val="single" w:sz="4" w:space="0" w:color="808080"/>
-              <w:left w:val="single" w:sz="4" w:space="0" w:color="808080"/>
-              <w:bottom w:val="single" w:sz="4" w:space="0" w:color="808080"/>
-              <w:right w:val="single" w:sz="4" w:space="0" w:color="808080"/>
-            </w:tcBorders>
-          </w:tcPr>
-          <w:p>
-            <w:pPr>
-              <w:spacing w:before="20" w:after="20"/>
-              <w:jc w:val="left"/>
-            </w:pPr>
-            <w:r>
-              <w:rPr>
-                <w:rFonts w:ascii="Calibri" w:hAnsi="Calibri"/>
-                <w:b w:val="0"/>
-                <w:i w:val="0"/>
-                <w:color w:val="000000"/>
-                <w:sz w:val="16"/>
-              </w:rPr>
               <w:t>Aktif yakalama ucu, ortalama uyarım yolu DL = 30-40 m (%25 müteahhit kârı dahil)</w:t>
             </w:r>
           </w:p>
@@ -6806,6 +6662,150 @@
                 <w:color w:val="000000"/>
                 <w:sz w:val="16"/>
               </w:rPr>
+              <w:t>36</w:t>
+            </w:r>
+          </w:p>
+        </w:tc>
+        <w:tc>
+          <w:tcPr>
+            <w:tcW w:type="dxa" w:w="4706"/>
+            <w:tcBorders>
+              <w:top w:val="single" w:sz="4" w:space="0" w:color="808080"/>
+              <w:left w:val="single" w:sz="4" w:space="0" w:color="808080"/>
+              <w:bottom w:val="single" w:sz="4" w:space="0" w:color="808080"/>
+              <w:right w:val="single" w:sz="4" w:space="0" w:color="808080"/>
+            </w:tcBorders>
+          </w:tcPr>
+          <w:p>
+            <w:pPr>
+              <w:spacing w:before="20" w:after="20"/>
+              <w:jc w:val="left"/>
+            </w:pPr>
+            <w:r>
+              <w:rPr>
+                <w:rFonts w:ascii="Calibri" w:hAnsi="Calibri"/>
+                <w:b w:val="0"/>
+                <w:i w:val="0"/>
+                <w:color w:val="000000"/>
+                <w:sz w:val="16"/>
+              </w:rPr>
+              <w:t>Çatı ihata ve indirme iletkeni tesisatı — 50 mm² elektrolitik bakır tel (%25 müteahhit kârı dahil)</w:t>
+            </w:r>
+          </w:p>
+        </w:tc>
+        <w:tc>
+          <w:tcPr>
+            <w:tcW w:type="dxa" w:w="794"/>
+            <w:tcBorders>
+              <w:top w:val="single" w:sz="4" w:space="0" w:color="808080"/>
+              <w:left w:val="single" w:sz="4" w:space="0" w:color="808080"/>
+              <w:bottom w:val="single" w:sz="4" w:space="0" w:color="808080"/>
+              <w:right w:val="single" w:sz="4" w:space="0" w:color="808080"/>
+            </w:tcBorders>
+          </w:tcPr>
+          <w:p>
+            <w:pPr>
+              <w:spacing w:before="20" w:after="20"/>
+              <w:jc w:val="left"/>
+            </w:pPr>
+            <w:r>
+              <w:rPr>
+                <w:rFonts w:ascii="Calibri" w:hAnsi="Calibri"/>
+                <w:b w:val="0"/>
+                <w:i w:val="0"/>
+                <w:color w:val="000000"/>
+                <w:sz w:val="16"/>
+              </w:rPr>
+              <w:t>m</w:t>
+            </w:r>
+          </w:p>
+        </w:tc>
+        <w:tc>
+          <w:tcPr>
+            <w:tcW w:type="dxa" w:w="1247"/>
+            <w:tcBorders>
+              <w:top w:val="single" w:sz="4" w:space="0" w:color="808080"/>
+              <w:left w:val="single" w:sz="4" w:space="0" w:color="808080"/>
+              <w:bottom w:val="single" w:sz="4" w:space="0" w:color="808080"/>
+              <w:right w:val="single" w:sz="4" w:space="0" w:color="808080"/>
+            </w:tcBorders>
+          </w:tcPr>
+          <w:p>
+            <w:pPr>
+              <w:spacing w:before="20" w:after="20"/>
+              <w:jc w:val="left"/>
+            </w:pPr>
+            <w:r>
+              <w:rPr>
+                <w:rFonts w:ascii="Calibri" w:hAnsi="Calibri"/>
+                <w:b w:val="0"/>
+                <w:i w:val="0"/>
+                <w:color w:val="000000"/>
+                <w:sz w:val="16"/>
+              </w:rPr>
+              <w:t>16,000</w:t>
+            </w:r>
+          </w:p>
+        </w:tc>
+        <w:tc>
+          <w:tcPr>
+            <w:tcW w:type="dxa" w:w="1474"/>
+            <w:tcBorders>
+              <w:top w:val="single" w:sz="4" w:space="0" w:color="808080"/>
+              <w:left w:val="single" w:sz="4" w:space="0" w:color="808080"/>
+              <w:bottom w:val="single" w:sz="4" w:space="0" w:color="808080"/>
+              <w:right w:val="single" w:sz="4" w:space="0" w:color="808080"/>
+            </w:tcBorders>
+          </w:tcPr>
+          <w:p>
+            <w:pPr>
+              <w:spacing w:before="20" w:after="20"/>
+              <w:jc w:val="left"/>
+            </w:pPr>
+          </w:p>
+        </w:tc>
+        <w:tc>
+          <w:tcPr>
+            <w:tcW w:type="dxa" w:w="1587"/>
+            <w:tcBorders>
+              <w:top w:val="single" w:sz="4" w:space="0" w:color="808080"/>
+              <w:left w:val="single" w:sz="4" w:space="0" w:color="808080"/>
+              <w:bottom w:val="single" w:sz="4" w:space="0" w:color="808080"/>
+              <w:right w:val="single" w:sz="4" w:space="0" w:color="808080"/>
+            </w:tcBorders>
+          </w:tcPr>
+          <w:p>
+            <w:pPr>
+              <w:spacing w:before="20" w:after="20"/>
+              <w:jc w:val="left"/>
+            </w:pPr>
+          </w:p>
+        </w:tc>
+      </w:tr>
+      <w:tr>
+        <w:tc>
+          <w:tcPr>
+            <w:tcW w:type="dxa" w:w="624"/>
+            <w:tcBorders>
+              <w:top w:val="single" w:sz="4" w:space="0" w:color="808080"/>
+              <w:left w:val="single" w:sz="4" w:space="0" w:color="808080"/>
+              <w:bottom w:val="single" w:sz="4" w:space="0" w:color="808080"/>
+              <w:right w:val="single" w:sz="4" w:space="0" w:color="808080"/>
+            </w:tcBorders>
+          </w:tcPr>
+          <w:p>
+            <w:pPr>
+              <w:spacing w:before="20" w:after="20"/>
+              <w:jc w:val="left"/>
+            </w:pPr>
+            <w:r>
+              <w:rPr>
+                <w:rFonts w:ascii="Calibri" w:hAnsi="Calibri"/>
+                <w:b w:val="0"/>
+                <w:i w:val="0"/>
+                <w:color w:val="000000"/>
+                <w:sz w:val="16"/>
+              </w:rPr>
               <w:t>37</w:t>
             </w:r>
           </w:p>
@@ -6833,7 +6833,7 @@
                 <w:color w:val="000000"/>
                 <w:sz w:val="16"/>
               </w:rPr>
-              <w:t>Aktif yakalama ucunun montajı — direk, taşıyıcı ve bağlantı elemanlarıyla yerine konulması</w:t>
+              <w:t>Dizel elektrojen grubu (jeneratör) 63 kVA / 50 kW — dizel motoru su veya hava ile soğuyan cinsten, 1500 d/dak (%25 müteahhit kârı dahil)</w:t>
             </w:r>
           </w:p>
         </w:tc>
@@ -6977,582 +6977,6 @@
                 <w:color w:val="000000"/>
                 <w:sz w:val="16"/>
               </w:rPr>
-              <w:t>Çatı ihata ve indirme iletkeni tesisatı — 50 mm² elektrolitik bakır tel (%25 müteahhit kârı dahil)</w:t>
-            </w:r>
-          </w:p>
-        </w:tc>
-        <w:tc>
-          <w:tcPr>
-            <w:tcW w:type="dxa" w:w="794"/>
-            <w:tcBorders>
-              <w:top w:val="single" w:sz="4" w:space="0" w:color="808080"/>
-              <w:left w:val="single" w:sz="4" w:space="0" w:color="808080"/>
-              <w:bottom w:val="single" w:sz="4" w:space="0" w:color="808080"/>
-              <w:right w:val="single" w:sz="4" w:space="0" w:color="808080"/>
-            </w:tcBorders>
-          </w:tcPr>
-          <w:p>
-            <w:pPr>
-              <w:spacing w:before="20" w:after="20"/>
-              <w:jc w:val="left"/>
-            </w:pPr>
-            <w:r>
-              <w:rPr>
-                <w:rFonts w:ascii="Calibri" w:hAnsi="Calibri"/>
-                <w:b w:val="0"/>
-                <w:i w:val="0"/>
-                <w:color w:val="000000"/>
-                <w:sz w:val="16"/>
-              </w:rPr>
-              <w:t>m</w:t>
-            </w:r>
-          </w:p>
-        </w:tc>
-        <w:tc>
-          <w:tcPr>
-            <w:tcW w:type="dxa" w:w="1247"/>
-            <w:tcBorders>
-              <w:top w:val="single" w:sz="4" w:space="0" w:color="808080"/>
-              <w:left w:val="single" w:sz="4" w:space="0" w:color="808080"/>
-              <w:bottom w:val="single" w:sz="4" w:space="0" w:color="808080"/>
-              <w:right w:val="single" w:sz="4" w:space="0" w:color="808080"/>
-            </w:tcBorders>
-          </w:tcPr>
-          <w:p>
-            <w:pPr>
-              <w:spacing w:before="20" w:after="20"/>
-              <w:jc w:val="left"/>
-            </w:pPr>
-            <w:r>
-              <w:rPr>
-                <w:rFonts w:ascii="Calibri" w:hAnsi="Calibri"/>
-                <w:b w:val="0"/>
-                <w:i w:val="0"/>
-                <w:color w:val="000000"/>
-                <w:sz w:val="16"/>
-              </w:rPr>
-              <w:t>16,000</w:t>
-            </w:r>
-          </w:p>
-        </w:tc>
-        <w:tc>
-          <w:tcPr>
-            <w:tcW w:type="dxa" w:w="1474"/>
-            <w:tcBorders>
-              <w:top w:val="single" w:sz="4" w:space="0" w:color="808080"/>
-              <w:left w:val="single" w:sz="4" w:space="0" w:color="808080"/>
-              <w:bottom w:val="single" w:sz="4" w:space="0" w:color="808080"/>
-              <w:right w:val="single" w:sz="4" w:space="0" w:color="808080"/>
-            </w:tcBorders>
-          </w:tcPr>
-          <w:p>
-            <w:pPr>
-              <w:spacing w:before="20" w:after="20"/>
-              <w:jc w:val="left"/>
-            </w:pPr>
-          </w:p>
-        </w:tc>
-        <w:tc>
-          <w:tcPr>
-            <w:tcW w:type="dxa" w:w="1587"/>
-            <w:tcBorders>
-              <w:top w:val="single" w:sz="4" w:space="0" w:color="808080"/>
-              <w:left w:val="single" w:sz="4" w:space="0" w:color="808080"/>
-              <w:bottom w:val="single" w:sz="4" w:space="0" w:color="808080"/>
-              <w:right w:val="single" w:sz="4" w:space="0" w:color="808080"/>
-            </w:tcBorders>
-          </w:tcPr>
-          <w:p>
-            <w:pPr>
-              <w:spacing w:before="20" w:after="20"/>
-              <w:jc w:val="left"/>
-            </w:pPr>
-          </w:p>
-        </w:tc>
-      </w:tr>
-      <w:tr>
-        <w:tc>
-          <w:tcPr>
-            <w:tcW w:type="dxa" w:w="624"/>
-            <w:tcBorders>
-              <w:top w:val="single" w:sz="4" w:space="0" w:color="808080"/>
-              <w:left w:val="single" w:sz="4" w:space="0" w:color="808080"/>
-              <w:bottom w:val="single" w:sz="4" w:space="0" w:color="808080"/>
-              <w:right w:val="single" w:sz="4" w:space="0" w:color="808080"/>
-            </w:tcBorders>
-          </w:tcPr>
-          <w:p>
-            <w:pPr>
-              <w:spacing w:before="20" w:after="20"/>
-              <w:jc w:val="left"/>
-            </w:pPr>
-            <w:r>
-              <w:rPr>
-                <w:rFonts w:ascii="Calibri" w:hAnsi="Calibri"/>
-                <w:b w:val="0"/>
-                <w:i w:val="0"/>
-                <w:color w:val="000000"/>
-                <w:sz w:val="16"/>
-              </w:rPr>
-              <w:t>39</w:t>
-            </w:r>
-          </w:p>
-        </w:tc>
-        <w:tc>
-          <w:tcPr>
-            <w:tcW w:type="dxa" w:w="4706"/>
-            <w:tcBorders>
-              <w:top w:val="single" w:sz="4" w:space="0" w:color="808080"/>
-              <w:left w:val="single" w:sz="4" w:space="0" w:color="808080"/>
-              <w:bottom w:val="single" w:sz="4" w:space="0" w:color="808080"/>
-              <w:right w:val="single" w:sz="4" w:space="0" w:color="808080"/>
-            </w:tcBorders>
-          </w:tcPr>
-          <w:p>
-            <w:pPr>
-              <w:spacing w:before="20" w:after="20"/>
-              <w:jc w:val="left"/>
-            </w:pPr>
-            <w:r>
-              <w:rPr>
-                <w:rFonts w:ascii="Calibri" w:hAnsi="Calibri"/>
-                <w:b w:val="0"/>
-                <w:i w:val="0"/>
-                <w:color w:val="000000"/>
-                <w:sz w:val="16"/>
-              </w:rPr>
-              <w:t>Çatı ihata ve indirme iletkeni tesisatının montajı</w:t>
-            </w:r>
-          </w:p>
-        </w:tc>
-        <w:tc>
-          <w:tcPr>
-            <w:tcW w:type="dxa" w:w="794"/>
-            <w:tcBorders>
-              <w:top w:val="single" w:sz="4" w:space="0" w:color="808080"/>
-              <w:left w:val="single" w:sz="4" w:space="0" w:color="808080"/>
-              <w:bottom w:val="single" w:sz="4" w:space="0" w:color="808080"/>
-              <w:right w:val="single" w:sz="4" w:space="0" w:color="808080"/>
-            </w:tcBorders>
-          </w:tcPr>
-          <w:p>
-            <w:pPr>
-              <w:spacing w:before="20" w:after="20"/>
-              <w:jc w:val="left"/>
-            </w:pPr>
-            <w:r>
-              <w:rPr>
-                <w:rFonts w:ascii="Calibri" w:hAnsi="Calibri"/>
-                <w:b w:val="0"/>
-                <w:i w:val="0"/>
-                <w:color w:val="000000"/>
-                <w:sz w:val="16"/>
-              </w:rPr>
-              <w:t>m</w:t>
-            </w:r>
-          </w:p>
-        </w:tc>
-        <w:tc>
-          <w:tcPr>
-            <w:tcW w:type="dxa" w:w="1247"/>
-            <w:tcBorders>
-              <w:top w:val="single" w:sz="4" w:space="0" w:color="808080"/>
-              <w:left w:val="single" w:sz="4" w:space="0" w:color="808080"/>
-              <w:bottom w:val="single" w:sz="4" w:space="0" w:color="808080"/>
-              <w:right w:val="single" w:sz="4" w:space="0" w:color="808080"/>
-            </w:tcBorders>
-          </w:tcPr>
-          <w:p>
-            <w:pPr>
-              <w:spacing w:before="20" w:after="20"/>
-              <w:jc w:val="left"/>
-            </w:pPr>
-            <w:r>
-              <w:rPr>
-                <w:rFonts w:ascii="Calibri" w:hAnsi="Calibri"/>
-                <w:b w:val="0"/>
-                <w:i w:val="0"/>
-                <w:color w:val="000000"/>
-                <w:sz w:val="16"/>
-              </w:rPr>
-              <w:t>16,000</w:t>
-            </w:r>
-          </w:p>
-        </w:tc>
-        <w:tc>
-          <w:tcPr>
-            <w:tcW w:type="dxa" w:w="1474"/>
-            <w:tcBorders>
-              <w:top w:val="single" w:sz="4" w:space="0" w:color="808080"/>
-              <w:left w:val="single" w:sz="4" w:space="0" w:color="808080"/>
-              <w:bottom w:val="single" w:sz="4" w:space="0" w:color="808080"/>
-              <w:right w:val="single" w:sz="4" w:space="0" w:color="808080"/>
-            </w:tcBorders>
-          </w:tcPr>
-          <w:p>
-            <w:pPr>
-              <w:spacing w:before="20" w:after="20"/>
-              <w:jc w:val="left"/>
-            </w:pPr>
-          </w:p>
-        </w:tc>
-        <w:tc>
-          <w:tcPr>
-            <w:tcW w:type="dxa" w:w="1587"/>
-            <w:tcBorders>
-              <w:top w:val="single" w:sz="4" w:space="0" w:color="808080"/>
-              <w:left w:val="single" w:sz="4" w:space="0" w:color="808080"/>
-              <w:bottom w:val="single" w:sz="4" w:space="0" w:color="808080"/>
-              <w:right w:val="single" w:sz="4" w:space="0" w:color="808080"/>
-            </w:tcBorders>
-          </w:tcPr>
-          <w:p>
-            <w:pPr>
-              <w:spacing w:before="20" w:after="20"/>
-              <w:jc w:val="left"/>
-            </w:pPr>
-          </w:p>
-        </w:tc>
-      </w:tr>
-      <w:tr>
-        <w:tc>
-          <w:tcPr>
-            <w:tcW w:type="dxa" w:w="624"/>
-            <w:tcBorders>
-              <w:top w:val="single" w:sz="4" w:space="0" w:color="808080"/>
-              <w:left w:val="single" w:sz="4" w:space="0" w:color="808080"/>
-              <w:bottom w:val="single" w:sz="4" w:space="0" w:color="808080"/>
-              <w:right w:val="single" w:sz="4" w:space="0" w:color="808080"/>
-            </w:tcBorders>
-          </w:tcPr>
-          <w:p>
-            <w:pPr>
-              <w:spacing w:before="20" w:after="20"/>
-              <w:jc w:val="left"/>
-            </w:pPr>
-            <w:r>
-              <w:rPr>
-                <w:rFonts w:ascii="Calibri" w:hAnsi="Calibri"/>
-                <w:b w:val="0"/>
-                <w:i w:val="0"/>
-                <w:color w:val="000000"/>
-                <w:sz w:val="16"/>
-              </w:rPr>
-              <w:t>40</w:t>
-            </w:r>
-          </w:p>
-        </w:tc>
-        <w:tc>
-          <w:tcPr>
-            <w:tcW w:type="dxa" w:w="4706"/>
-            <w:tcBorders>
-              <w:top w:val="single" w:sz="4" w:space="0" w:color="808080"/>
-              <w:left w:val="single" w:sz="4" w:space="0" w:color="808080"/>
-              <w:bottom w:val="single" w:sz="4" w:space="0" w:color="808080"/>
-              <w:right w:val="single" w:sz="4" w:space="0" w:color="808080"/>
-            </w:tcBorders>
-          </w:tcPr>
-          <w:p>
-            <w:pPr>
-              <w:spacing w:before="20" w:after="20"/>
-              <w:jc w:val="left"/>
-            </w:pPr>
-            <w:r>
-              <w:rPr>
-                <w:rFonts w:ascii="Calibri" w:hAnsi="Calibri"/>
-                <w:b w:val="0"/>
-                <w:i w:val="0"/>
-                <w:color w:val="000000"/>
-                <w:sz w:val="16"/>
-              </w:rPr>
-              <w:t>Dizel elektrojen grubu (jeneratör) 63 kVA / 50 kW — dizel motoru su veya hava ile soğuyan cinsten, 1500 d/dak (%25 müteahhit kârı dahil)</w:t>
-            </w:r>
-          </w:p>
-        </w:tc>
-        <w:tc>
-          <w:tcPr>
-            <w:tcW w:type="dxa" w:w="794"/>
-            <w:tcBorders>
-              <w:top w:val="single" w:sz="4" w:space="0" w:color="808080"/>
-              <w:left w:val="single" w:sz="4" w:space="0" w:color="808080"/>
-              <w:bottom w:val="single" w:sz="4" w:space="0" w:color="808080"/>
-              <w:right w:val="single" w:sz="4" w:space="0" w:color="808080"/>
-            </w:tcBorders>
-          </w:tcPr>
-          <w:p>
-            <w:pPr>
-              <w:spacing w:before="20" w:after="20"/>
-              <w:jc w:val="left"/>
-            </w:pPr>
-            <w:r>
-              <w:rPr>
-                <w:rFonts w:ascii="Calibri" w:hAnsi="Calibri"/>
-                <w:b w:val="0"/>
-                <w:i w:val="0"/>
-                <w:color w:val="000000"/>
-                <w:sz w:val="16"/>
-              </w:rPr>
-              <w:t>ad</w:t>
-            </w:r>
-          </w:p>
-        </w:tc>
-        <w:tc>
-          <w:tcPr>
-            <w:tcW w:type="dxa" w:w="1247"/>
-            <w:tcBorders>
-              <w:top w:val="single" w:sz="4" w:space="0" w:color="808080"/>
-              <w:left w:val="single" w:sz="4" w:space="0" w:color="808080"/>
-              <w:bottom w:val="single" w:sz="4" w:space="0" w:color="808080"/>
-              <w:right w:val="single" w:sz="4" w:space="0" w:color="808080"/>
-            </w:tcBorders>
-          </w:tcPr>
-          <w:p>
-            <w:pPr>
-              <w:spacing w:before="20" w:after="20"/>
-              <w:jc w:val="left"/>
-            </w:pPr>
-            <w:r>
-              <w:rPr>
-                <w:rFonts w:ascii="Calibri" w:hAnsi="Calibri"/>
-                <w:b w:val="0"/>
-                <w:i w:val="0"/>
-                <w:color w:val="000000"/>
-                <w:sz w:val="16"/>
-              </w:rPr>
-              <w:t>1,000</w:t>
-            </w:r>
-          </w:p>
-        </w:tc>
-        <w:tc>
-          <w:tcPr>
-            <w:tcW w:type="dxa" w:w="1474"/>
-            <w:tcBorders>
-              <w:top w:val="single" w:sz="4" w:space="0" w:color="808080"/>
-              <w:left w:val="single" w:sz="4" w:space="0" w:color="808080"/>
-              <w:bottom w:val="single" w:sz="4" w:space="0" w:color="808080"/>
-              <w:right w:val="single" w:sz="4" w:space="0" w:color="808080"/>
-            </w:tcBorders>
-          </w:tcPr>
-          <w:p>
-            <w:pPr>
-              <w:spacing w:before="20" w:after="20"/>
-              <w:jc w:val="left"/>
-            </w:pPr>
-          </w:p>
-        </w:tc>
-        <w:tc>
-          <w:tcPr>
-            <w:tcW w:type="dxa" w:w="1587"/>
-            <w:tcBorders>
-              <w:top w:val="single" w:sz="4" w:space="0" w:color="808080"/>
-              <w:left w:val="single" w:sz="4" w:space="0" w:color="808080"/>
-              <w:bottom w:val="single" w:sz="4" w:space="0" w:color="808080"/>
-              <w:right w:val="single" w:sz="4" w:space="0" w:color="808080"/>
-            </w:tcBorders>
-          </w:tcPr>
-          <w:p>
-            <w:pPr>
-              <w:spacing w:before="20" w:after="20"/>
-              <w:jc w:val="left"/>
-            </w:pPr>
-          </w:p>
-        </w:tc>
-      </w:tr>
-      <w:tr>
-        <w:tc>
-          <w:tcPr>
-            <w:tcW w:type="dxa" w:w="624"/>
-            <w:tcBorders>
-              <w:top w:val="single" w:sz="4" w:space="0" w:color="808080"/>
-              <w:left w:val="single" w:sz="4" w:space="0" w:color="808080"/>
-              <w:bottom w:val="single" w:sz="4" w:space="0" w:color="808080"/>
-              <w:right w:val="single" w:sz="4" w:space="0" w:color="808080"/>
-            </w:tcBorders>
-          </w:tcPr>
-          <w:p>
-            <w:pPr>
-              <w:spacing w:before="20" w:after="20"/>
-              <w:jc w:val="left"/>
-            </w:pPr>
-            <w:r>
-              <w:rPr>
-                <w:rFonts w:ascii="Calibri" w:hAnsi="Calibri"/>
-                <w:b w:val="0"/>
-                <w:i w:val="0"/>
-                <w:color w:val="000000"/>
-                <w:sz w:val="16"/>
-              </w:rPr>
-              <w:t>41</w:t>
-            </w:r>
-          </w:p>
-        </w:tc>
-        <w:tc>
-          <w:tcPr>
-            <w:tcW w:type="dxa" w:w="4706"/>
-            <w:tcBorders>
-              <w:top w:val="single" w:sz="4" w:space="0" w:color="808080"/>
-              <w:left w:val="single" w:sz="4" w:space="0" w:color="808080"/>
-              <w:bottom w:val="single" w:sz="4" w:space="0" w:color="808080"/>
-              <w:right w:val="single" w:sz="4" w:space="0" w:color="808080"/>
-            </w:tcBorders>
-          </w:tcPr>
-          <w:p>
-            <w:pPr>
-              <w:spacing w:before="20" w:after="20"/>
-              <w:jc w:val="left"/>
-            </w:pPr>
-            <w:r>
-              <w:rPr>
-                <w:rFonts w:ascii="Calibri" w:hAnsi="Calibri"/>
-                <w:b w:val="0"/>
-                <w:i w:val="0"/>
-                <w:color w:val="000000"/>
-                <w:sz w:val="16"/>
-              </w:rPr>
-              <w:t>Dizel elektrojen grubunun montajı — yerine konulması, bağlantıları ve işler hâlde teslimi</w:t>
-            </w:r>
-          </w:p>
-        </w:tc>
-        <w:tc>
-          <w:tcPr>
-            <w:tcW w:type="dxa" w:w="794"/>
-            <w:tcBorders>
-              <w:top w:val="single" w:sz="4" w:space="0" w:color="808080"/>
-              <w:left w:val="single" w:sz="4" w:space="0" w:color="808080"/>
-              <w:bottom w:val="single" w:sz="4" w:space="0" w:color="808080"/>
-              <w:right w:val="single" w:sz="4" w:space="0" w:color="808080"/>
-            </w:tcBorders>
-          </w:tcPr>
-          <w:p>
-            <w:pPr>
-              <w:spacing w:before="20" w:after="20"/>
-              <w:jc w:val="left"/>
-            </w:pPr>
-            <w:r>
-              <w:rPr>
-                <w:rFonts w:ascii="Calibri" w:hAnsi="Calibri"/>
-                <w:b w:val="0"/>
-                <w:i w:val="0"/>
-                <w:color w:val="000000"/>
-                <w:sz w:val="16"/>
-              </w:rPr>
-              <w:t>ad</w:t>
-            </w:r>
-          </w:p>
-        </w:tc>
-        <w:tc>
-          <w:tcPr>
-            <w:tcW w:type="dxa" w:w="1247"/>
-            <w:tcBorders>
-              <w:top w:val="single" w:sz="4" w:space="0" w:color="808080"/>
-              <w:left w:val="single" w:sz="4" w:space="0" w:color="808080"/>
-              <w:bottom w:val="single" w:sz="4" w:space="0" w:color="808080"/>
-              <w:right w:val="single" w:sz="4" w:space="0" w:color="808080"/>
-            </w:tcBorders>
-          </w:tcPr>
-          <w:p>
-            <w:pPr>
-              <w:spacing w:before="20" w:after="20"/>
-              <w:jc w:val="left"/>
-            </w:pPr>
-            <w:r>
-              <w:rPr>
-                <w:rFonts w:ascii="Calibri" w:hAnsi="Calibri"/>
-                <w:b w:val="0"/>
-                <w:i w:val="0"/>
-                <w:color w:val="000000"/>
-                <w:sz w:val="16"/>
-              </w:rPr>
-              <w:t>1,000</w:t>
-            </w:r>
-          </w:p>
-        </w:tc>
-        <w:tc>
-          <w:tcPr>
-            <w:tcW w:type="dxa" w:w="1474"/>
-            <w:tcBorders>
-              <w:top w:val="single" w:sz="4" w:space="0" w:color="808080"/>
-              <w:left w:val="single" w:sz="4" w:space="0" w:color="808080"/>
-              <w:bottom w:val="single" w:sz="4" w:space="0" w:color="808080"/>
-              <w:right w:val="single" w:sz="4" w:space="0" w:color="808080"/>
-            </w:tcBorders>
-          </w:tcPr>
-          <w:p>
-            <w:pPr>
-              <w:spacing w:before="20" w:after="20"/>
-              <w:jc w:val="left"/>
-            </w:pPr>
-          </w:p>
-        </w:tc>
-        <w:tc>
-          <w:tcPr>
-            <w:tcW w:type="dxa" w:w="1587"/>
-            <w:tcBorders>
-              <w:top w:val="single" w:sz="4" w:space="0" w:color="808080"/>
-              <w:left w:val="single" w:sz="4" w:space="0" w:color="808080"/>
-              <w:bottom w:val="single" w:sz="4" w:space="0" w:color="808080"/>
-              <w:right w:val="single" w:sz="4" w:space="0" w:color="808080"/>
-            </w:tcBorders>
-          </w:tcPr>
-          <w:p>
-            <w:pPr>
-              <w:spacing w:before="20" w:after="20"/>
-              <w:jc w:val="left"/>
-            </w:pPr>
-          </w:p>
-        </w:tc>
-      </w:tr>
-      <w:tr>
-        <w:tc>
-          <w:tcPr>
-            <w:tcW w:type="dxa" w:w="624"/>
-            <w:tcBorders>
-              <w:top w:val="single" w:sz="4" w:space="0" w:color="808080"/>
-              <w:left w:val="single" w:sz="4" w:space="0" w:color="808080"/>
-              <w:bottom w:val="single" w:sz="4" w:space="0" w:color="808080"/>
-              <w:right w:val="single" w:sz="4" w:space="0" w:color="808080"/>
-            </w:tcBorders>
-          </w:tcPr>
-          <w:p>
-            <w:pPr>
-              <w:spacing w:before="20" w:after="20"/>
-              <w:jc w:val="left"/>
-            </w:pPr>
-            <w:r>
-              <w:rPr>
-                <w:rFonts w:ascii="Calibri" w:hAnsi="Calibri"/>
-                <w:b w:val="0"/>
-                <w:i w:val="0"/>
-                <w:color w:val="000000"/>
-                <w:sz w:val="16"/>
-              </w:rPr>
-              <w:t>42</w:t>
-            </w:r>
-          </w:p>
-        </w:tc>
-        <w:tc>
-          <w:tcPr>
-            <w:tcW w:type="dxa" w:w="4706"/>
-            <w:tcBorders>
-              <w:top w:val="single" w:sz="4" w:space="0" w:color="808080"/>
-              <w:left w:val="single" w:sz="4" w:space="0" w:color="808080"/>
-              <w:bottom w:val="single" w:sz="4" w:space="0" w:color="808080"/>
-              <w:right w:val="single" w:sz="4" w:space="0" w:color="808080"/>
-            </w:tcBorders>
-          </w:tcPr>
-          <w:p>
-            <w:pPr>
-              <w:spacing w:before="20" w:after="20"/>
-              <w:jc w:val="left"/>
-            </w:pPr>
-            <w:r>
-              <w:rPr>
-                <w:rFonts w:ascii="Calibri" w:hAnsi="Calibri"/>
-                <w:b w:val="0"/>
-                <w:i w:val="0"/>
-                <w:color w:val="000000"/>
-                <w:sz w:val="16"/>
-              </w:rPr>
               <w:t>Jeneratör ses izolasyon kabini — 63 kVA (%25 müteahhit kârı dahil)</w:t>
             </w:r>
           </w:p>
@@ -7670,151 +7094,7 @@
                 <w:color w:val="000000"/>
                 <w:sz w:val="16"/>
               </w:rPr>
-              <w:t>43</w:t>
-            </w:r>
-          </w:p>
-        </w:tc>
-        <w:tc>
-          <w:tcPr>
-            <w:tcW w:type="dxa" w:w="4706"/>
-            <w:tcBorders>
-              <w:top w:val="single" w:sz="4" w:space="0" w:color="808080"/>
-              <w:left w:val="single" w:sz="4" w:space="0" w:color="808080"/>
-              <w:bottom w:val="single" w:sz="4" w:space="0" w:color="808080"/>
-              <w:right w:val="single" w:sz="4" w:space="0" w:color="808080"/>
-            </w:tcBorders>
-          </w:tcPr>
-          <w:p>
-            <w:pPr>
-              <w:spacing w:before="20" w:after="20"/>
-              <w:jc w:val="left"/>
-            </w:pPr>
-            <w:r>
-              <w:rPr>
-                <w:rFonts w:ascii="Calibri" w:hAnsi="Calibri"/>
-                <w:b w:val="0"/>
-                <w:i w:val="0"/>
-                <w:color w:val="000000"/>
-                <w:sz w:val="16"/>
-              </w:rPr>
-              <w:t>Jeneratör ses izolasyon kabininin montajı</w:t>
-            </w:r>
-          </w:p>
-        </w:tc>
-        <w:tc>
-          <w:tcPr>
-            <w:tcW w:type="dxa" w:w="794"/>
-            <w:tcBorders>
-              <w:top w:val="single" w:sz="4" w:space="0" w:color="808080"/>
-              <w:left w:val="single" w:sz="4" w:space="0" w:color="808080"/>
-              <w:bottom w:val="single" w:sz="4" w:space="0" w:color="808080"/>
-              <w:right w:val="single" w:sz="4" w:space="0" w:color="808080"/>
-            </w:tcBorders>
-          </w:tcPr>
-          <w:p>
-            <w:pPr>
-              <w:spacing w:before="20" w:after="20"/>
-              <w:jc w:val="left"/>
-            </w:pPr>
-            <w:r>
-              <w:rPr>
-                <w:rFonts w:ascii="Calibri" w:hAnsi="Calibri"/>
-                <w:b w:val="0"/>
-                <w:i w:val="0"/>
-                <w:color w:val="000000"/>
-                <w:sz w:val="16"/>
-              </w:rPr>
-              <w:t>ad</w:t>
-            </w:r>
-          </w:p>
-        </w:tc>
-        <w:tc>
-          <w:tcPr>
-            <w:tcW w:type="dxa" w:w="1247"/>
-            <w:tcBorders>
-              <w:top w:val="single" w:sz="4" w:space="0" w:color="808080"/>
-              <w:left w:val="single" w:sz="4" w:space="0" w:color="808080"/>
-              <w:bottom w:val="single" w:sz="4" w:space="0" w:color="808080"/>
-              <w:right w:val="single" w:sz="4" w:space="0" w:color="808080"/>
-            </w:tcBorders>
-          </w:tcPr>
-          <w:p>
-            <w:pPr>
-              <w:spacing w:before="20" w:after="20"/>
-              <w:jc w:val="left"/>
-            </w:pPr>
-            <w:r>
-              <w:rPr>
-                <w:rFonts w:ascii="Calibri" w:hAnsi="Calibri"/>
-                <w:b w:val="0"/>
-                <w:i w:val="0"/>
-                <w:color w:val="000000"/>
-                <w:sz w:val="16"/>
-              </w:rPr>
-              <w:t>1,000</w:t>
-            </w:r>
-          </w:p>
-        </w:tc>
-        <w:tc>
-          <w:tcPr>
-            <w:tcW w:type="dxa" w:w="1474"/>
-            <w:tcBorders>
-              <w:top w:val="single" w:sz="4" w:space="0" w:color="808080"/>
-              <w:left w:val="single" w:sz="4" w:space="0" w:color="808080"/>
-              <w:bottom w:val="single" w:sz="4" w:space="0" w:color="808080"/>
-              <w:right w:val="single" w:sz="4" w:space="0" w:color="808080"/>
-            </w:tcBorders>
-          </w:tcPr>
-          <w:p>
-            <w:pPr>
-              <w:spacing w:before="20" w:after="20"/>
-              <w:jc w:val="left"/>
-            </w:pPr>
-          </w:p>
-        </w:tc>
-        <w:tc>
-          <w:tcPr>
-            <w:tcW w:type="dxa" w:w="1587"/>
-            <w:tcBorders>
-              <w:top w:val="single" w:sz="4" w:space="0" w:color="808080"/>
-              <w:left w:val="single" w:sz="4" w:space="0" w:color="808080"/>
-              <w:bottom w:val="single" w:sz="4" w:space="0" w:color="808080"/>
-              <w:right w:val="single" w:sz="4" w:space="0" w:color="808080"/>
-            </w:tcBorders>
-          </w:tcPr>
-          <w:p>
-            <w:pPr>
-              <w:spacing w:before="20" w:after="20"/>
-              <w:jc w:val="left"/>
-            </w:pPr>
-          </w:p>
-        </w:tc>
-      </w:tr>
-      <w:tr>
-        <w:tc>
-          <w:tcPr>
-            <w:tcW w:type="dxa" w:w="624"/>
-            <w:tcBorders>
-              <w:top w:val="single" w:sz="4" w:space="0" w:color="808080"/>
-              <w:left w:val="single" w:sz="4" w:space="0" w:color="808080"/>
-              <w:bottom w:val="single" w:sz="4" w:space="0" w:color="808080"/>
-              <w:right w:val="single" w:sz="4" w:space="0" w:color="808080"/>
-            </w:tcBorders>
-          </w:tcPr>
-          <w:p>
-            <w:pPr>
-              <w:spacing w:before="20" w:after="20"/>
-              <w:jc w:val="left"/>
-            </w:pPr>
-            <w:r>
-              <w:rPr>
-                <w:rFonts w:ascii="Calibri" w:hAnsi="Calibri"/>
-                <w:b w:val="0"/>
-                <w:i w:val="0"/>
-                <w:color w:val="000000"/>
-                <w:sz w:val="16"/>
-              </w:rPr>
-              <w:t>44</w:t>
+              <w:t>39</w:t>
             </w:r>
           </w:p>
         </w:tc>
@@ -7958,7 +7238,7 @@
                 <w:color w:val="000000"/>
                 <w:sz w:val="16"/>
               </w:rPr>
-              <w:t>45</w:t>
+              <w:t>40</w:t>
             </w:r>
           </w:p>
         </w:tc>
@@ -8102,7 +7382,7 @@
                 <w:color w:val="000000"/>
                 <w:sz w:val="16"/>
               </w:rPr>
-              <w:t>46</w:t>
+              <w:t>41</w:t>
             </w:r>
           </w:p>
         </w:tc>
@@ -8246,7 +7526,7 @@
                 <w:color w:val="000000"/>
                 <w:sz w:val="16"/>
               </w:rPr>
-              <w:t>47</w:t>
+              <w:t>42</w:t>
             </w:r>
           </w:p>
         </w:tc>
@@ -8390,7 +7670,7 @@
                 <w:color w:val="000000"/>
                 <w:sz w:val="16"/>
               </w:rPr>
-              <w:t>48</w:t>
+              <w:t>43</w:t>
             </w:r>
           </w:p>
         </w:tc>

--- a/belgeler/29_TEKLIF_BOS_02_KUMES_B_BLOK.docx
+++ b/belgeler/29_TEKLIF_BOS_02_KUMES_B_BLOK.docx
@@ -7265,150 +7265,6 @@
                 <w:color w:val="000000"/>
                 <w:sz w:val="16"/>
               </w:rPr>
-              <w:t>Kablo tava sistemlerinin montajı — askı ve konsollarla tavana veya duvara tespiti; ek parça, konsol, askı tiji, vida ve somun bedelleri dâhildir, ayrıca ödenmez</w:t>
-            </w:r>
-          </w:p>
-        </w:tc>
-        <w:tc>
-          <w:tcPr>
-            <w:tcW w:type="dxa" w:w="794"/>
-            <w:tcBorders>
-              <w:top w:val="single" w:sz="4" w:space="0" w:color="808080"/>
-              <w:left w:val="single" w:sz="4" w:space="0" w:color="808080"/>
-              <w:bottom w:val="single" w:sz="4" w:space="0" w:color="808080"/>
-              <w:right w:val="single" w:sz="4" w:space="0" w:color="808080"/>
-            </w:tcBorders>
-          </w:tcPr>
-          <w:p>
-            <w:pPr>
-              <w:spacing w:before="20" w:after="20"/>
-              <w:jc w:val="left"/>
-            </w:pPr>
-            <w:r>
-              <w:rPr>
-                <w:rFonts w:ascii="Calibri" w:hAnsi="Calibri"/>
-                <w:b w:val="0"/>
-                <w:i w:val="0"/>
-                <w:color w:val="000000"/>
-                <w:sz w:val="16"/>
-              </w:rPr>
-              <w:t>kg</w:t>
-            </w:r>
-          </w:p>
-        </w:tc>
-        <w:tc>
-          <w:tcPr>
-            <w:tcW w:type="dxa" w:w="1247"/>
-            <w:tcBorders>
-              <w:top w:val="single" w:sz="4" w:space="0" w:color="808080"/>
-              <w:left w:val="single" w:sz="4" w:space="0" w:color="808080"/>
-              <w:bottom w:val="single" w:sz="4" w:space="0" w:color="808080"/>
-              <w:right w:val="single" w:sz="4" w:space="0" w:color="808080"/>
-            </w:tcBorders>
-          </w:tcPr>
-          <w:p>
-            <w:pPr>
-              <w:spacing w:before="20" w:after="20"/>
-              <w:jc w:val="left"/>
-            </w:pPr>
-            <w:r>
-              <w:rPr>
-                <w:rFonts w:ascii="Calibri" w:hAnsi="Calibri"/>
-                <w:b w:val="0"/>
-                <w:i w:val="0"/>
-                <w:color w:val="000000"/>
-                <w:sz w:val="16"/>
-              </w:rPr>
-              <w:t>502,000</w:t>
-            </w:r>
-          </w:p>
-        </w:tc>
-        <w:tc>
-          <w:tcPr>
-            <w:tcW w:type="dxa" w:w="1474"/>
-            <w:tcBorders>
-              <w:top w:val="single" w:sz="4" w:space="0" w:color="808080"/>
-              <w:left w:val="single" w:sz="4" w:space="0" w:color="808080"/>
-              <w:bottom w:val="single" w:sz="4" w:space="0" w:color="808080"/>
-              <w:right w:val="single" w:sz="4" w:space="0" w:color="808080"/>
-            </w:tcBorders>
-          </w:tcPr>
-          <w:p>
-            <w:pPr>
-              <w:spacing w:before="20" w:after="20"/>
-              <w:jc w:val="left"/>
-            </w:pPr>
-          </w:p>
-        </w:tc>
-        <w:tc>
-          <w:tcPr>
-            <w:tcW w:type="dxa" w:w="1587"/>
-            <w:tcBorders>
-              <w:top w:val="single" w:sz="4" w:space="0" w:color="808080"/>
-              <w:left w:val="single" w:sz="4" w:space="0" w:color="808080"/>
-              <w:bottom w:val="single" w:sz="4" w:space="0" w:color="808080"/>
-              <w:right w:val="single" w:sz="4" w:space="0" w:color="808080"/>
-            </w:tcBorders>
-          </w:tcPr>
-          <w:p>
-            <w:pPr>
-              <w:spacing w:before="20" w:after="20"/>
-              <w:jc w:val="left"/>
-            </w:pPr>
-          </w:p>
-        </w:tc>
-      </w:tr>
-      <w:tr>
-        <w:tc>
-          <w:tcPr>
-            <w:tcW w:type="dxa" w:w="624"/>
-            <w:tcBorders>
-              <w:top w:val="single" w:sz="4" w:space="0" w:color="808080"/>
-              <w:left w:val="single" w:sz="4" w:space="0" w:color="808080"/>
-              <w:bottom w:val="single" w:sz="4" w:space="0" w:color="808080"/>
-              <w:right w:val="single" w:sz="4" w:space="0" w:color="808080"/>
-            </w:tcBorders>
-          </w:tcPr>
-          <w:p>
-            <w:pPr>
-              <w:spacing w:before="20" w:after="20"/>
-              <w:jc w:val="left"/>
-            </w:pPr>
-            <w:r>
-              <w:rPr>
-                <w:rFonts w:ascii="Calibri" w:hAnsi="Calibri"/>
-                <w:b w:val="0"/>
-                <w:i w:val="0"/>
-                <w:color w:val="000000"/>
-                <w:sz w:val="16"/>
-              </w:rPr>
-              <w:t>41</w:t>
-            </w:r>
-          </w:p>
-        </w:tc>
-        <w:tc>
-          <w:tcPr>
-            <w:tcW w:type="dxa" w:w="4706"/>
-            <w:tcBorders>
-              <w:top w:val="single" w:sz="4" w:space="0" w:color="808080"/>
-              <w:left w:val="single" w:sz="4" w:space="0" w:color="808080"/>
-              <w:bottom w:val="single" w:sz="4" w:space="0" w:color="808080"/>
-              <w:right w:val="single" w:sz="4" w:space="0" w:color="808080"/>
-            </w:tcBorders>
-          </w:tcPr>
-          <w:p>
-            <w:pPr>
-              <w:spacing w:before="20" w:after="20"/>
-              <w:jc w:val="left"/>
-            </w:pPr>
-            <w:r>
-              <w:rPr>
-                <w:rFonts w:ascii="Calibri" w:hAnsi="Calibri"/>
-                <w:b w:val="0"/>
-                <w:i w:val="0"/>
-                <w:color w:val="000000"/>
-                <w:sz w:val="16"/>
-              </w:rPr>
               <w:t>Kablo tava sistemleri kapak sacı — 35.190.1100 pozuna uygun özellikte, 1,0 mm sıcak daldırma galvanizli (malzeme) (%25 müteahhit kârı dahil)</w:t>
             </w:r>
           </w:p>
@@ -7526,151 +7382,7 @@
                 <w:color w:val="000000"/>
                 <w:sz w:val="16"/>
               </w:rPr>
-              <w:t>42</w:t>
-            </w:r>
-          </w:p>
-        </w:tc>
-        <w:tc>
-          <w:tcPr>
-            <w:tcW w:type="dxa" w:w="4706"/>
-            <w:tcBorders>
-              <w:top w:val="single" w:sz="4" w:space="0" w:color="808080"/>
-              <w:left w:val="single" w:sz="4" w:space="0" w:color="808080"/>
-              <w:bottom w:val="single" w:sz="4" w:space="0" w:color="808080"/>
-              <w:right w:val="single" w:sz="4" w:space="0" w:color="808080"/>
-            </w:tcBorders>
-          </w:tcPr>
-          <w:p>
-            <w:pPr>
-              <w:spacing w:before="20" w:after="20"/>
-              <w:jc w:val="left"/>
-            </w:pPr>
-            <w:r>
-              <w:rPr>
-                <w:rFonts w:ascii="Calibri" w:hAnsi="Calibri"/>
-                <w:b w:val="0"/>
-                <w:i w:val="0"/>
-                <w:color w:val="000000"/>
-                <w:sz w:val="16"/>
-              </w:rPr>
-              <w:t>Kablo tava sistemleri kapak sacının montajı — onaylı projesinde belirtilen kanalların kapatılması; her türlü işçilik ve malzeme dâhil, işler hâlde teslim</w:t>
-            </w:r>
-          </w:p>
-        </w:tc>
-        <w:tc>
-          <w:tcPr>
-            <w:tcW w:type="dxa" w:w="794"/>
-            <w:tcBorders>
-              <w:top w:val="single" w:sz="4" w:space="0" w:color="808080"/>
-              <w:left w:val="single" w:sz="4" w:space="0" w:color="808080"/>
-              <w:bottom w:val="single" w:sz="4" w:space="0" w:color="808080"/>
-              <w:right w:val="single" w:sz="4" w:space="0" w:color="808080"/>
-            </w:tcBorders>
-          </w:tcPr>
-          <w:p>
-            <w:pPr>
-              <w:spacing w:before="20" w:after="20"/>
-              <w:jc w:val="left"/>
-            </w:pPr>
-            <w:r>
-              <w:rPr>
-                <w:rFonts w:ascii="Calibri" w:hAnsi="Calibri"/>
-                <w:b w:val="0"/>
-                <w:i w:val="0"/>
-                <w:color w:val="000000"/>
-                <w:sz w:val="16"/>
-              </w:rPr>
-              <w:t>kg</w:t>
-            </w:r>
-          </w:p>
-        </w:tc>
-        <w:tc>
-          <w:tcPr>
-            <w:tcW w:type="dxa" w:w="1247"/>
-            <w:tcBorders>
-              <w:top w:val="single" w:sz="4" w:space="0" w:color="808080"/>
-              <w:left w:val="single" w:sz="4" w:space="0" w:color="808080"/>
-              <w:bottom w:val="single" w:sz="4" w:space="0" w:color="808080"/>
-              <w:right w:val="single" w:sz="4" w:space="0" w:color="808080"/>
-            </w:tcBorders>
-          </w:tcPr>
-          <w:p>
-            <w:pPr>
-              <w:spacing w:before="20" w:after="20"/>
-              <w:jc w:val="left"/>
-            </w:pPr>
-            <w:r>
-              <w:rPr>
-                <w:rFonts w:ascii="Calibri" w:hAnsi="Calibri"/>
-                <w:b w:val="0"/>
-                <w:i w:val="0"/>
-                <w:color w:val="000000"/>
-                <w:sz w:val="16"/>
-              </w:rPr>
-              <w:t>361,200</w:t>
-            </w:r>
-          </w:p>
-        </w:tc>
-        <w:tc>
-          <w:tcPr>
-            <w:tcW w:type="dxa" w:w="1474"/>
-            <w:tcBorders>
-              <w:top w:val="single" w:sz="4" w:space="0" w:color="808080"/>
-              <w:left w:val="single" w:sz="4" w:space="0" w:color="808080"/>
-              <w:bottom w:val="single" w:sz="4" w:space="0" w:color="808080"/>
-              <w:right w:val="single" w:sz="4" w:space="0" w:color="808080"/>
-            </w:tcBorders>
-          </w:tcPr>
-          <w:p>
-            <w:pPr>
-              <w:spacing w:before="20" w:after="20"/>
-              <w:jc w:val="left"/>
-            </w:pPr>
-          </w:p>
-        </w:tc>
-        <w:tc>
-          <w:tcPr>
-            <w:tcW w:type="dxa" w:w="1587"/>
-            <w:tcBorders>
-              <w:top w:val="single" w:sz="4" w:space="0" w:color="808080"/>
-              <w:left w:val="single" w:sz="4" w:space="0" w:color="808080"/>
-              <w:bottom w:val="single" w:sz="4" w:space="0" w:color="808080"/>
-              <w:right w:val="single" w:sz="4" w:space="0" w:color="808080"/>
-            </w:tcBorders>
-          </w:tcPr>
-          <w:p>
-            <w:pPr>
-              <w:spacing w:before="20" w:after="20"/>
-              <w:jc w:val="left"/>
-            </w:pPr>
-          </w:p>
-        </w:tc>
-      </w:tr>
-      <w:tr>
-        <w:tc>
-          <w:tcPr>
-            <w:tcW w:type="dxa" w:w="624"/>
-            <w:tcBorders>
-              <w:top w:val="single" w:sz="4" w:space="0" w:color="808080"/>
-              <w:left w:val="single" w:sz="4" w:space="0" w:color="808080"/>
-              <w:bottom w:val="single" w:sz="4" w:space="0" w:color="808080"/>
-              <w:right w:val="single" w:sz="4" w:space="0" w:color="808080"/>
-            </w:tcBorders>
-          </w:tcPr>
-          <w:p>
-            <w:pPr>
-              <w:spacing w:before="20" w:after="20"/>
-              <w:jc w:val="left"/>
-            </w:pPr>
-            <w:r>
-              <w:rPr>
-                <w:rFonts w:ascii="Calibri" w:hAnsi="Calibri"/>
-                <w:b w:val="0"/>
-                <w:i w:val="0"/>
-                <w:color w:val="000000"/>
-                <w:sz w:val="16"/>
-              </w:rPr>
-              <w:t>43</w:t>
+              <w:t>41</w:t>
             </w:r>
           </w:p>
         </w:tc>
